--- a/soporte documental/02 Manual de Usuario.docx
+++ b/soporte documental/02 Manual de Usuario.docx
@@ -1915,7 +1915,7 @@
         <w:rPr>
           <w:sz w:val="21"/>
         </w:rPr>
-        <w:t xml:space="preserve"> los polígonos de deforestación ≥1 ha del periodo activo (avisa cuando un periodo no tiene datos de polígonos).</w:t>
+        <w:t xml:space="preserve"> los polígonos de deforestación de deforestación (incluidos los de menos de 1 ha) del periodo activo (avisa cuando un periodo no tiene datos de polígonos).</w:t>
       </w:r>
     </w:p>
     <w:p>
@@ -2004,7 +2004,7 @@
           <w:color w:val="222A25"/>
           <w:sz w:val="21"/>
         </w:rPr>
-        <w:t xml:space="preserve"> (focos ≥1 ha) sobre el mapa, con una nueva línea de tiempo visual y las capas de la cartografía oficial.</w:t>
+        <w:t xml:space="preserve"> (incluidos los focos de menos de 1 ha) sobre el mapa, con una nueva línea de tiempo visual y las capas de la cartografía oficial.</w:t>
       </w:r>
     </w:p>
     <w:p>
@@ -2350,7 +2350,7 @@
           <w:color w:val="222A25"/>
           <w:sz w:val="21"/>
         </w:rPr>
-        <w:t xml:space="preserve"> el visor contiene los polígonos ≥1 ha de </w:t>
+        <w:t xml:space="preserve"> el visor contiene los polígonos de deforestación (incluidos los de menos de 1 ha) de </w:t>
       </w:r>
       <w:r>
         <w:rPr>
@@ -2365,7 +2365,7 @@
           <w:color w:val="222A25"/>
           <w:sz w:val="21"/>
         </w:rPr>
-        <w:t xml:space="preserve"> (aproximadamente el 65 % de la deforestación total). No incluye el pico de </w:t>
+        <w:t xml:space="preserve"> (cerca del 64 % de la deforestación total). No incluye el pico de </w:t>
       </w:r>
       <w:r>
         <w:rPr>
@@ -3293,7 +3293,7 @@
               <w:rPr>
                 <w:sz w:val="19"/>
               </w:rPr>
-              <w:t>Polígonos de deforestación ≥1 ha (12 periodos)</w:t>
+              <w:t>Polígonos de deforestación de deforestación (incluidos los de menos de 1 ha) (12 periodos)</w:t>
             </w:r>
           </w:p>
         </w:tc>
@@ -4055,13 +4055,13 @@
           <w:b/>
           <w:sz w:val="21"/>
         </w:rPr>
-        <w:t>polígonos ≥1 ha de 12 periodos</w:t>
-      </w:r>
-      <w:r>
-        <w:rPr>
-          <w:sz w:val="21"/>
-        </w:rPr>
-        <w:t xml:space="preserve"> con geometría disponible (~65 % del total); </w:t>
+        <w:t>polígonos de deforestación (incluidos los de menos de 1 ha) de 12 periodos</w:t>
+      </w:r>
+      <w:r>
+        <w:rPr>
+          <w:sz w:val="21"/>
+        </w:rPr>
+        <w:t xml:space="preserve"> con geometría disponible (cerca del 64 % del total); </w:t>
       </w:r>
       <w:r>
         <w:rPr>

--- a/soporte documental/02 Manual de Usuario.docx
+++ b/soporte documental/02 Manual de Usuario.docx
@@ -900,7 +900,7 @@
         <w:rPr>
           <w:sz w:val="21"/>
         </w:rPr>
-        <w:t xml:space="preserve"> presenta el observatorio con dos botones de entrada rápida, «Explorar el mapa» y «Aprende con tu colegio», y tres datos de referencia: 19 municipios y 5 subregiones, 18 periodos de medición y ≈ 1,86 millones de hectáreas de jurisdicción.</w:t>
+        <w:t xml:space="preserve"> presenta el observatorio con dos botones de entrada rápida, «Explorar el mapa» y «Aprende con tu colegio», y tres datos de referencia: 19 municipios y 5 territoriales, 18 periodos de medición y ≈ 1,86 millones de hectáreas de jurisdicción.</w:t>
       </w:r>
     </w:p>
     <w:p>
@@ -1181,7 +1181,7 @@
           <w:b/>
           <w:sz w:val="21"/>
         </w:rPr>
-        <w:t>Subregión:</w:t>
+        <w:t>Territorial:</w:t>
       </w:r>
       <w:r>
         <w:rPr>
@@ -3227,7 +3227,7 @@
               <w:rPr>
                 <w:sz w:val="19"/>
               </w:rPr>
-              <w:t>Los 19 municipios (WGS84), con DANE y subregión</w:t>
+              <w:t>Los 19 municipios (WGS84), con DANE y territorial</w:t>
             </w:r>
           </w:p>
         </w:tc>
